--- a/NOP_BAI_23120231_HW01/04_Templates_AI_da_ky/[AI-03] AI Disclosure Form - 23120231.docx
+++ b/NOP_BAI_23120231_HW01/04_Templates_AI_da_ky/[AI-03] AI Disclosure Form - 23120231.docx
@@ -827,7 +827,7 @@
           <w:sz w:val="18"/>
           <w:u w:val="none"/>
         </w:rPr>
-        <w:t>KHÔNG dùng AI cho: ảnh thiết bị kèm thẻ sinh viên, video có giọng nói, ảnh chụp màn hình bằng chứng, nội dung mô tả bug report, toàn bộ cột Actual Result và Verdict của 15 test case.</w:t>
+        <w:t xml:space="preserve">KHÔNG dùng AI cho: ảnh thiết bị kèm thẻ sinh viên, video có giọng nói, ảnh chụp màn hình bằng chứng, toàn bộ cột Actual Result và Verdict của 15 test case.</w:t>
       </w:r>
     </w:p>
     <w:p>
@@ -931,7 +931,7 @@
           <w:sz w:val="18"/>
           <w:u w:val="none"/>
         </w:rPr>
-        <w:t>mindmap ISTQB bản gốc và bản đã sửa; bài phân tích 3 lỗi mindmap; 4 test case thay thế TC05, TC06, TC16, TC17; cấu trúc Excel 3 sheet và bản nháp Test Summary Report; bảng đối chiếu 20 hallucination; bản nháp verdict; bản nháp giải thích edge case; bản nháp AI Critique (không dùng). Khung trình bày mẫu GitHub Issue và các trường cố định lặp lại — KHÔNG gồm nội dung mô tả lỗi.</w:t>
+        <w:t xml:space="preserve">mindmap ISTQB bản gốc và bản đã sửa; bài phân tích 3 lỗi mindmap; 4 test case thay thế TC05, TC06, TC16, TC17; cấu trúc Excel 3 sheet và bản nháp Test Summary Report; bảng đối chiếu 20 hallucination; bản nháp verdict; bản nháp giải thích edge case; bản nháp AI Critique (không dùng). Bản đầu của 2 bug report trên GitHub Issue (prompt_log #34, #38) — sau đó sinh viên đã tự viết lại toàn bộ phần mô tả, thay cho bản của Claude.</w:t>
       </w:r>
     </w:p>
     <w:p>
@@ -951,7 +951,7 @@
           <w:sz w:val="18"/>
           <w:u w:val="none"/>
         </w:rPr>
-        <w:t>5 video có giọng nói; 73 ảnh bằng chứng; nội dung mô tả 2 bug report; quyết định loại 4 test case của AI; đoạn AI Critique cuối cùng viết lại hoàn toàn bằng lời mình.</w:t>
+        <w:t xml:space="preserve">5 video có giọng nói; 73 ảnh bằng chứng; viết lại toàn bộ phần mô tả 2 bug report (thay cho bản đầu của Claude); quyết định loại 4 test case của AI; đoạn AI Critique cuối cùng viết lại hoàn toàn bằng lời mình.</w:t>
       </w:r>
     </w:p>
     <w:p>
